--- a/verticales/etf/plantilla.docx
+++ b/verticales/etf/plantilla.docx
@@ -7752,6 +7752,46 @@
       <w:color w:val="1F3A5F"/>
       <w:sz w:val="23"/>
       <w:szCs w:val="23"/>
+    </w:rPr>
+  </w:style>
+  <w:style w:type="paragraph" w:styleId="Parte">
+    <w:name w:val="Parte"/>
+    <w:basedOn w:val="Normal"/>
+    <w:next w:val="Normal"/>
+    <w:pPr>
+      <w:keepNext/>
+      <w:pBdr>
+        <w:bottom w:val="single" w:color="2A78D6" w:sz="12" w:space="6"/>
+      </w:pBdr>
+      <w:spacing w:after="400" w:before="2400"/>
+      <w:outlineLvl w:val="0"/>
+    </w:pPr>
+    <w:rPr>
+      <w:rFonts w:ascii="Calibri" w:cs="Calibri" w:eastAsia="Calibri" w:hAnsi="Calibri"/>
+      <w:b/>
+      <w:bCs/>
+      <w:color w:val="2A78D6"/>
+      <w:sz w:val="40"/>
+      <w:szCs w:val="40"/>
+    </w:rPr>
+  </w:style>
+  <w:style w:type="paragraph" w:styleId="Aviso">
+    <w:name w:val="Aviso"/>
+    <w:basedOn w:val="Normal"/>
+    <w:next w:val="Normal"/>
+    <w:pPr>
+      <w:pBdr>
+        <w:left w:val="single" w:color="D9772E" w:sz="24" w:space="8"/>
+      </w:pBdr>
+      <w:spacing w:after="200" w:before="120"/>
+      <w:ind w:left="200"/>
+    </w:pPr>
+    <w:rPr>
+      <w:b/>
+      <w:bCs/>
+      <w:color w:val="A3470F"/>
+      <w:sz w:val="19"/>
+      <w:szCs w:val="19"/>
     </w:rPr>
   </w:style>
   <w:style w:type="paragraph" w:styleId="Confianza">

--- a/verticales/etf/plantilla.docx
+++ b/verticales/etf/plantilla.docx
@@ -580,7 +580,7 @@
                 <w:sz w:val="16"/>
                 <w:szCs w:val="16"/>
               </w:rPr>
-              <w:t xml:space="preserve">Nombre</w:t>
+              <w:t xml:space="preserve">{{?identificacion.nombre}}Nombre</w:t>
             </w:r>
           </w:p>
         </w:tc>
@@ -649,7 +649,7 @@
                 <w:sz w:val="16"/>
                 <w:szCs w:val="16"/>
               </w:rPr>
-              <w:t xml:space="preserve">ISIN / ticker</w:t>
+              <w:t xml:space="preserve">{{?identificacion.isin,identificacion.ticker}}ISIN / ticker</w:t>
             </w:r>
           </w:p>
         </w:tc>
@@ -723,7 +723,7 @@
                 <w:sz w:val="16"/>
                 <w:szCs w:val="16"/>
               </w:rPr>
-              <w:t xml:space="preserve">Gestora</w:t>
+              <w:t xml:space="preserve">{{?identificacion.gestora}}Gestora</w:t>
             </w:r>
           </w:p>
         </w:tc>
@@ -792,7 +792,7 @@
                 <w:sz w:val="16"/>
                 <w:szCs w:val="16"/>
               </w:rPr>
-              <w:t xml:space="preserve">Domicilio</w:t>
+              <w:t xml:space="preserve">{{?identificacion.domicilio}}Domicilio</w:t>
             </w:r>
           </w:p>
         </w:tc>
@@ -866,7 +866,7 @@
                 <w:sz w:val="16"/>
                 <w:szCs w:val="16"/>
               </w:rPr>
-              <w:t xml:space="preserve">Fecha de lanzamiento</w:t>
+              <w:t xml:space="preserve">{{?identificacion.fecha_lanzamiento}}Fecha de lanzamiento</w:t>
             </w:r>
           </w:p>
         </w:tc>
@@ -935,7 +935,7 @@
                 <w:sz w:val="16"/>
                 <w:szCs w:val="16"/>
               </w:rPr>
-              <w:t xml:space="preserve">UCITS</w:t>
+              <w:t xml:space="preserve">{{?identificacion.ucits}}UCITS</w:t>
             </w:r>
           </w:p>
         </w:tc>
@@ -1009,7 +1009,7 @@
                 <w:sz w:val="16"/>
                 <w:szCs w:val="16"/>
               </w:rPr>
-              <w:t xml:space="preserve">Divisa del fondo</w:t>
+              <w:t xml:space="preserve">{{?identificacion.divisa_fondo}}Divisa del fondo</w:t>
             </w:r>
           </w:p>
         </w:tc>
@@ -1078,7 +1078,7 @@
                 <w:sz w:val="16"/>
                 <w:szCs w:val="16"/>
               </w:rPr>
-              <w:t xml:space="preserve">Cobertura de divisa</w:t>
+              <w:t xml:space="preserve">{{?identificacion.cobertura_divisa}}Cobertura de divisa</w:t>
             </w:r>
           </w:p>
         </w:tc>
@@ -1152,7 +1152,7 @@
                 <w:sz w:val="16"/>
                 <w:szCs w:val="16"/>
               </w:rPr>
-              <w:t xml:space="preserve">Política de rentas</w:t>
+              <w:t xml:space="preserve">{{?identificacion.distribucion}}Política de rentas</w:t>
             </w:r>
           </w:p>
         </w:tc>
@@ -1221,7 +1221,7 @@
                 <w:sz w:val="16"/>
                 <w:szCs w:val="16"/>
               </w:rPr>
-              <w:t xml:space="preserve">Método de réplica</w:t>
+              <w:t xml:space="preserve">{{?identificacion.replicacion}}Método de réplica</w:t>
             </w:r>
           </w:p>
         </w:tc>
@@ -1295,7 +1295,7 @@
                 <w:sz w:val="16"/>
                 <w:szCs w:val="16"/>
               </w:rPr>
-              <w:t xml:space="preserve">Clase de activo</w:t>
+              <w:t xml:space="preserve">{{?identificacion.clase_activo}}Clase de activo</w:t>
             </w:r>
           </w:p>
         </w:tc>
@@ -1364,7 +1364,7 @@
                 <w:sz w:val="16"/>
                 <w:szCs w:val="16"/>
               </w:rPr>
-              <w:t xml:space="preserve">Categoría</w:t>
+              <w:t xml:space="preserve">{{?identificacion.categoria}}Categoría</w:t>
             </w:r>
           </w:p>
         </w:tc>
@@ -1438,7 +1438,7 @@
                 <w:sz w:val="16"/>
                 <w:szCs w:val="16"/>
               </w:rPr>
-              <w:t xml:space="preserve">Bolsas y divisas de cotización</w:t>
+              <w:t xml:space="preserve">{{?identificacion.bolsas}}Bolsas y divisas de cotización</w:t>
             </w:r>
           </w:p>
         </w:tc>
@@ -1507,7 +1507,7 @@
                 <w:sz w:val="16"/>
                 <w:szCs w:val="16"/>
               </w:rPr>
-              <w:t xml:space="preserve">Indicador de riesgo (SRI)</w:t>
+              <w:t xml:space="preserve">{{?riesgo.sri}}Indicador de riesgo (SRI)</w:t>
             </w:r>
           </w:p>
         </w:tc>
@@ -1714,7 +1714,7 @@
                 <w:sz w:val="16"/>
                 <w:szCs w:val="16"/>
               </w:rPr>
-              <w:t xml:space="preserve">Índice</w:t>
+              <w:t xml:space="preserve">{{?indice.nombre}}Índice</w:t>
             </w:r>
           </w:p>
         </w:tc>
@@ -1783,7 +1783,7 @@
                 <w:sz w:val="16"/>
                 <w:szCs w:val="16"/>
               </w:rPr>
-              <w:t xml:space="preserve">Proveedor del índice</w:t>
+              <w:t xml:space="preserve">{{?indice.proveedor}}Proveedor del índice</w:t>
             </w:r>
           </w:p>
         </w:tc>
@@ -1857,7 +1857,7 @@
                 <w:sz w:val="16"/>
                 <w:szCs w:val="16"/>
               </w:rPr>
-              <w:t xml:space="preserve">Método de ponderación</w:t>
+              <w:t xml:space="preserve">{{?indice.ponderacion}}Método de ponderación</w:t>
             </w:r>
           </w:p>
         </w:tc>
@@ -1926,7 +1926,7 @@
                 <w:sz w:val="16"/>
                 <w:szCs w:val="16"/>
               </w:rPr>
-              <w:t xml:space="preserve">Rebalanceo</w:t>
+              <w:t xml:space="preserve">{{?indice.rebalanceo}}Rebalanceo</w:t>
             </w:r>
           </w:p>
         </w:tc>
@@ -2000,7 +2000,7 @@
                 <w:sz w:val="16"/>
                 <w:szCs w:val="16"/>
               </w:rPr>
-              <w:t xml:space="preserve">Componentes del índice</w:t>
+              <w:t xml:space="preserve">{{?indice.componentes}}Componentes del índice</w:t>
             </w:r>
           </w:p>
         </w:tc>
@@ -2069,7 +2069,7 @@
                 <w:sz w:val="16"/>
                 <w:szCs w:val="16"/>
               </w:rPr>
-              <w:t xml:space="preserve">Tipo de rentabilidad</w:t>
+              <w:t xml:space="preserve">{{?indice.tipo_rentabilidad}}Tipo de rentabilidad</w:t>
             </w:r>
           </w:p>
         </w:tc>
@@ -2474,7 +2474,7 @@
                 <w:sz w:val="16"/>
                 <w:szCs w:val="16"/>
               </w:rPr>
-              <w:t xml:space="preserve">Patrimonio (fecha)</w:t>
+              <w:t xml:space="preserve">{{?tamano.aum,tamano.aum_fecha}}Patrimonio (fecha)</w:t>
             </w:r>
           </w:p>
         </w:tc>
@@ -2543,7 +2543,7 @@
                 <w:sz w:val="16"/>
                 <w:szCs w:val="16"/>
               </w:rPr>
-              <w:t xml:space="preserve">Patrimonio de la clase / del fondo</w:t>
+              <w:t xml:space="preserve">{{?tamano.aum_clase}}Patrimonio de la clase / del fondo</w:t>
             </w:r>
           </w:p>
         </w:tc>
@@ -2617,7 +2617,7 @@
                 <w:sz w:val="16"/>
                 <w:szCs w:val="16"/>
               </w:rPr>
-              <w:t xml:space="preserve">Flujos netos 12 meses</w:t>
+              <w:t xml:space="preserve">{{?tamano.flujos_12m}}Flujos netos 12 meses</w:t>
             </w:r>
           </w:p>
         </w:tc>
@@ -2686,7 +2686,7 @@
                 <w:sz w:val="16"/>
                 <w:szCs w:val="16"/>
               </w:rPr>
-              <w:t xml:space="preserve">Volumen medio diario</w:t>
+              <w:t xml:space="preserve">{{?tamano.volumen_diario}}Volumen medio diario</w:t>
             </w:r>
           </w:p>
         </w:tc>
@@ -2760,7 +2760,7 @@
                 <w:sz w:val="16"/>
                 <w:szCs w:val="16"/>
               </w:rPr>
-              <w:t xml:space="preserve">Horquilla media (spread)</w:t>
+              <w:t xml:space="preserve">{{?tamano.spread_pct}}Horquilla media (spread)</w:t>
             </w:r>
           </w:p>
         </w:tc>
@@ -2829,7 +2829,7 @@
                 <w:sz w:val="16"/>
                 <w:szCs w:val="16"/>
               </w:rPr>
-              <w:t xml:space="preserve">Creadores de mercado</w:t>
+              <w:t xml:space="preserve">{{?tamano.creadores_mercado}}Creadores de mercado</w:t>
             </w:r>
           </w:p>
         </w:tc>
@@ -3291,7 +3291,7 @@
                 <w:sz w:val="16"/>
                 <w:szCs w:val="16"/>
               </w:rPr>
-              <w:t xml:space="preserve">Diferencia media anual</w:t>
+              <w:t xml:space="preserve">{{?replicacion.td_media_pct}}Diferencia media anual</w:t>
             </w:r>
           </w:p>
         </w:tc>
@@ -3360,7 +3360,7 @@
                 <w:sz w:val="16"/>
                 <w:szCs w:val="16"/>
               </w:rPr>
-              <w:t xml:space="preserve">Error de seguimiento (1 año)</w:t>
+              <w:t xml:space="preserve">{{?replicacion.tracking_error_pct}}Error de seguimiento (1 año)</w:t>
             </w:r>
           </w:p>
         </w:tc>
@@ -3491,7 +3491,7 @@
                 <w:sz w:val="16"/>
                 <w:szCs w:val="16"/>
               </w:rPr>
-              <w:t xml:space="preserve">Número de posiciones</w:t>
+              <w:t xml:space="preserve">{{?composicion.numero_posiciones}}Número de posiciones</w:t>
             </w:r>
           </w:p>
         </w:tc>
@@ -3560,7 +3560,7 @@
                 <w:sz w:val="16"/>
                 <w:szCs w:val="16"/>
               </w:rPr>
-              <w:t xml:space="preserve">Peso de las 10 primeras</w:t>
+              <w:t xml:space="preserve">{{?composicion.peso_top10_pct}}Peso de las 10 primeras</w:t>
             </w:r>
           </w:p>
         </w:tc>
@@ -3634,7 +3634,7 @@
                 <w:sz w:val="16"/>
                 <w:szCs w:val="16"/>
               </w:rPr>
-              <w:t xml:space="preserve">Fecha de la cartera</w:t>
+              <w:t xml:space="preserve">{{?composicion.fecha}}Fecha de la cartera</w:t>
             </w:r>
           </w:p>
         </w:tc>
@@ -3703,7 +3703,7 @@
                 <w:sz w:val="16"/>
                 <w:szCs w:val="16"/>
               </w:rPr>
-              <w:t xml:space="preserve">Mayor posición</w:t>
+              <w:t xml:space="preserve">{{?composicion.top10[0].nombre,composicion.top10[0].peso_pct}}Mayor posición</w:t>
             </w:r>
           </w:p>
         </w:tc>
@@ -6177,7 +6177,7 @@
                 <w:sz w:val="16"/>
                 <w:szCs w:val="16"/>
               </w:rPr>
-              <w:t xml:space="preserve">Registrado en la CNMV</w:t>
+              <w:t xml:space="preserve">{{?fiscalidad.registro_cnmv}}Registrado en la CNMV</w:t>
             </w:r>
           </w:p>
         </w:tc>
@@ -6246,7 +6246,7 @@
                 <w:sz w:val="16"/>
                 <w:szCs w:val="16"/>
               </w:rPr>
-              <w:t xml:space="preserve">KID en español</w:t>
+              <w:t xml:space="preserve">{{?fiscalidad.kid_espanol}}KID en español</w:t>
             </w:r>
           </w:p>
         </w:tc>
@@ -6320,7 +6320,7 @@
                 <w:sz w:val="16"/>
                 <w:szCs w:val="16"/>
               </w:rPr>
-              <w:t xml:space="preserve">Traspasable sin peaje fiscal</w:t>
+              <w:t xml:space="preserve">{{?fiscalidad.traspasable}}Traspasable sin peaje fiscal</w:t>
             </w:r>
           </w:p>
         </w:tc>
@@ -6389,7 +6389,7 @@
                 <w:sz w:val="16"/>
                 <w:szCs w:val="16"/>
               </w:rPr>
-              <w:t xml:space="preserve">Retención en origen sobre dividendos</w:t>
+              <w:t xml:space="preserve">{{?fiscalidad.retencion_origen}}Retención en origen sobre dividendos</w:t>
             </w:r>
           </w:p>
         </w:tc>
@@ -7799,6 +7799,7 @@
     <w:basedOn w:val="Normal"/>
     <w:next w:val="Normal"/>
     <w:pPr>
+      <w:keepNext/>
       <w:spacing w:after="160" w:before="0"/>
     </w:pPr>
     <w:rPr>
